--- a/teaching-materials/vcd-vce/word/workbook-unit1-aos2.docx
+++ b/teaching-materials/vcd-vce/word/workbook-unit1-aos2.docx
@@ -9,7 +9,8 @@
       <w:r>
         <w:rPr>
           <w:b/>
-          <w:sz w:val="22"/>
+          <w:color w:val="666666"/>
+          <w:sz w:val="21"/>
         </w:rPr>
         <w:t>VCE VISUAL COMMUNICATION DESIGN · VCAA 2024 · UNIT 1 AOS 2</w:t>
       </w:r>
@@ -20,6 +21,9 @@
         <w:jc w:val="center"/>
       </w:pPr>
       <w:r>
+        <w:rPr>
+          <w:color w:val="1F3A5F"/>
+        </w:rPr>
         <w:t>Student Workbook</w:t>
       </w:r>
     </w:p>
@@ -30,6 +34,7 @@
       <w:r>
         <w:rPr>
           <w:b/>
+          <w:color w:val="1F3A5F"/>
           <w:sz w:val="28"/>
         </w:rPr>
         <w:t>Design Process · Design Fields · Design History · Drawing Methods</w:t>
@@ -41,7 +46,10 @@
         <w:pStyle w:val="Heading2"/>
       </w:pPr>
       <w:r>
-        <w:t>📋 My Details</w:t>
+        <w:rPr>
+          <w:color w:val="1F3A5F"/>
+        </w:rPr>
+        <w:t>My Details</w:t>
       </w:r>
     </w:p>
     <w:tbl>
@@ -157,7 +165,10 @@
         <w:pStyle w:val="Heading1"/>
       </w:pPr>
       <w:r>
-        <w:t>📖 Contents</w:t>
+        <w:rPr>
+          <w:color w:val="1F3A5F"/>
+        </w:rPr>
+        <w:t>Contents</w:t>
       </w:r>
     </w:p>
     <w:p>
@@ -167,12 +178,6 @@
       <w:r>
         <w:t>Activity 1: The Design Process — Sequence &amp; Match</w:t>
       </w:r>
-      <w:r>
-        <w:rPr>
-          <w:i/>
-        </w:rPr>
-        <w:t xml:space="preserve">  (A1)</w:t>
-      </w:r>
     </w:p>
     <w:p>
       <w:pPr>
@@ -180,12 +185,6 @@
       </w:pPr>
       <w:r>
         <w:t>Activity 2: Research — Primary or Secondary?</w:t>
-      </w:r>
-      <w:r>
-        <w:rPr>
-          <w:i/>
-        </w:rPr>
-        <w:t xml:space="preserve">  (A2)</w:t>
       </w:r>
     </w:p>
     <w:p>
@@ -195,12 +194,6 @@
       <w:r>
         <w:t>Activity 3: Design Fields — Fill the Table</w:t>
       </w:r>
-      <w:r>
-        <w:rPr>
-          <w:i/>
-        </w:rPr>
-        <w:t xml:space="preserve">  (A3)</w:t>
-      </w:r>
     </w:p>
     <w:p>
       <w:pPr>
@@ -208,12 +201,6 @@
       </w:pPr>
       <w:r>
         <w:t>Activity 4: Design History — Movement Match</w:t>
-      </w:r>
-      <w:r>
-        <w:rPr>
-          <w:i/>
-        </w:rPr>
-        <w:t xml:space="preserve">  (A4)</w:t>
       </w:r>
     </w:p>
     <w:p>
@@ -223,12 +210,6 @@
       <w:r>
         <w:t>Activity 5: Drawing Methods — Visualisation vs Presentation</w:t>
       </w:r>
-      <w:r>
-        <w:rPr>
-          <w:i/>
-        </w:rPr>
-        <w:t xml:space="preserve">  (A5)</w:t>
-      </w:r>
     </w:p>
     <w:p>
       <w:pPr>
@@ -236,12 +217,6 @@
       </w:pPr>
       <w:r>
         <w:t>Activity 6: Short Analysis — Exam Practice</w:t>
-      </w:r>
-      <w:r>
-        <w:rPr>
-          <w:i/>
-        </w:rPr>
-        <w:t xml:space="preserve">  (A6)</w:t>
       </w:r>
     </w:p>
     <w:p>
@@ -251,12 +226,6 @@
       <w:r>
         <w:t>Activity 7: Extended Response — Evaluate a Brief</w:t>
       </w:r>
-      <w:r>
-        <w:rPr>
-          <w:i/>
-        </w:rPr>
-        <w:t xml:space="preserve">  (A7)</w:t>
-      </w:r>
     </w:p>
     <w:p>
       <w:pPr>
@@ -264,12 +233,6 @@
       </w:pPr>
       <w:r>
         <w:t>Activity 8: Reflection — What I Know / Still Learning</w:t>
-      </w:r>
-      <w:r>
-        <w:rPr>
-          <w:i/>
-        </w:rPr>
-        <w:t xml:space="preserve">  (A8)</w:t>
       </w:r>
     </w:p>
     <w:p>
@@ -282,6 +245,9 @@
         <w:pStyle w:val="Heading1"/>
       </w:pPr>
       <w:r>
+        <w:rPr>
+          <w:color w:val="1F3A5F"/>
+        </w:rPr>
         <w:t>Activity 1: The Design Process — Sequence &amp; Match</w:t>
       </w:r>
     </w:p>
@@ -289,22 +255,20 @@
       <w:r>
         <w:rPr>
           <w:b/>
+          <w:color w:val="1F3A5F"/>
         </w:rPr>
         <w:t>Marks available: 15 marks</w:t>
       </w:r>
     </w:p>
     <w:p>
-      <w:r>
-        <w:rPr>
-          <w:b/>
-          <w:i/>
-        </w:rPr>
-        <w:t xml:space="preserve">▸ </w:t>
-      </w:r>
+      <w:pPr>
+        <w:ind w:left="283"/>
+      </w:pPr>
       <w:r>
         <w:rPr>
           <w:b w:val="0"/>
           <w:i/>
+          <w:color w:val="404040"/>
         </w:rPr>
         <w:t xml:space="preserve">Number the stages of the design process </w:t>
       </w:r>
@@ -312,6 +276,7 @@
         <w:rPr>
           <w:b/>
           <w:i/>
+          <w:color w:val="404040"/>
         </w:rPr>
         <w:t>1–5</w:t>
       </w:r>
@@ -319,13 +284,14 @@
         <w:rPr>
           <w:b w:val="0"/>
           <w:i/>
+          <w:color w:val="404040"/>
         </w:rPr>
         <w:t xml:space="preserve"> in the correct order, then draw a line matching each stage to its description.</w:t>
       </w:r>
     </w:p>
     <w:tbl>
       <w:tblPr>
-        <w:tblStyle w:val="TableGrid"/>
+        <w:tblStyle w:val="LightGrid-Accent1"/>
         <w:tblW w:type="auto" w:w="0"/>
         <w:tblLook w:firstColumn="1" w:firstRow="1" w:lastColumn="0" w:lastRow="0" w:noHBand="0" w:noVBand="1" w:val="04A0"/>
       </w:tblPr>
@@ -338,11 +304,13 @@
         <w:tc>
           <w:tcPr>
             <w:tcW w:type="dxa" w:w="3324"/>
+            <w:shd w:val="clear" w:color="auto" w:fill="1F3A5F"/>
           </w:tcPr>
           <w:p>
             <w:r>
               <w:rPr>
                 <w:b/>
+                <w:color w:val="FFFFFF"/>
               </w:rPr>
               <w:t>Stages (number 1–5)</w:t>
             </w:r>
@@ -351,11 +319,13 @@
         <w:tc>
           <w:tcPr>
             <w:tcW w:type="dxa" w:w="3324"/>
+            <w:shd w:val="clear" w:color="auto" w:fill="1F3A5F"/>
           </w:tcPr>
           <w:p>
             <w:r>
               <w:rPr>
                 <w:b/>
+                <w:color w:val="FFFFFF"/>
               </w:rPr>
               <w:t>Answer</w:t>
             </w:r>
@@ -364,11 +334,13 @@
         <w:tc>
           <w:tcPr>
             <w:tcW w:type="dxa" w:w="3324"/>
+            <w:shd w:val="clear" w:color="auto" w:fill="1F3A5F"/>
           </w:tcPr>
           <w:p>
             <w:r>
               <w:rPr>
                 <w:b/>
+                <w:color w:val="FFFFFF"/>
               </w:rPr>
               <w:t>Descriptions</w:t>
             </w:r>
@@ -518,17 +490,14 @@
     </w:tbl>
     <w:p/>
     <w:p>
-      <w:r>
-        <w:rPr>
-          <w:b/>
-          <w:i/>
-        </w:rPr>
-        <w:t xml:space="preserve">▸ </w:t>
-      </w:r>
+      <w:pPr>
+        <w:ind w:left="283"/>
+      </w:pPr>
       <w:r>
         <w:rPr>
           <w:b w:val="0"/>
           <w:i/>
+          <w:color w:val="404040"/>
         </w:rPr>
         <w:t xml:space="preserve">Explain in </w:t>
       </w:r>
@@ -536,6 +505,7 @@
         <w:rPr>
           <w:b/>
           <w:i/>
+          <w:color w:val="404040"/>
         </w:rPr>
         <w:t>one sentence</w:t>
       </w:r>
@@ -543,6 +513,7 @@
         <w:rPr>
           <w:b w:val="0"/>
           <w:i/>
+          <w:color w:val="404040"/>
         </w:rPr>
         <w:t xml:space="preserve"> why the design process is described as </w:t>
       </w:r>
@@ -550,6 +521,7 @@
         <w:rPr>
           <w:b w:val="0"/>
           <w:i/>
+          <w:color w:val="404040"/>
         </w:rPr>
         <w:t>cyclical</w:t>
       </w:r>
@@ -557,31 +529,35 @@
         <w:rPr>
           <w:b w:val="0"/>
           <w:i/>
+          <w:color w:val="404040"/>
         </w:rPr>
         <w:t xml:space="preserve"> rather than strictly linear.</w:t>
       </w:r>
     </w:p>
     <w:p>
-      <w:r>
-        <w:rPr>
-          <w:color w:val="B0B0B0"/>
-        </w:rPr>
-        <w:t>__________________________________________________________________________________________</w:t>
-      </w:r>
+      <w:pPr>
+        <w:spacing w:after="280"/>
+        <w:pBdr>
+          <w:bottom w:val="single" w:sz="6" w:space="1" w:color="BFBFBF"/>
+        </w:pBdr>
+      </w:pPr>
     </w:p>
     <w:p>
-      <w:r>
-        <w:rPr>
-          <w:color w:val="B0B0B0"/>
-        </w:rPr>
-        <w:t>__________________________________________________________________________________________</w:t>
-      </w:r>
+      <w:pPr>
+        <w:spacing w:after="280"/>
+        <w:pBdr>
+          <w:bottom w:val="single" w:sz="6" w:space="1" w:color="BFBFBF"/>
+        </w:pBdr>
+      </w:pPr>
     </w:p>
     <w:p>
       <w:pPr>
         <w:pStyle w:val="Heading1"/>
       </w:pPr>
       <w:r>
+        <w:rPr>
+          <w:color w:val="1F3A5F"/>
+        </w:rPr>
         <w:t>Activity 2: Research — Primary or Secondary?</w:t>
       </w:r>
     </w:p>
@@ -589,22 +565,20 @@
       <w:r>
         <w:rPr>
           <w:b/>
+          <w:color w:val="1F3A5F"/>
         </w:rPr>
         <w:t>Marks available: 10 marks</w:t>
       </w:r>
     </w:p>
     <w:p>
-      <w:r>
-        <w:rPr>
-          <w:b/>
-          <w:i/>
-        </w:rPr>
-        <w:t xml:space="preserve">▸ </w:t>
-      </w:r>
+      <w:pPr>
+        <w:ind w:left="283"/>
+      </w:pPr>
       <w:r>
         <w:rPr>
           <w:b w:val="0"/>
           <w:i/>
+          <w:color w:val="404040"/>
         </w:rPr>
         <w:t xml:space="preserve">For each research method below, circle whether it is </w:t>
       </w:r>
@@ -612,6 +586,7 @@
         <w:rPr>
           <w:b/>
           <w:i/>
+          <w:color w:val="404040"/>
         </w:rPr>
         <w:t>Primary (P)</w:t>
       </w:r>
@@ -619,6 +594,7 @@
         <w:rPr>
           <w:b w:val="0"/>
           <w:i/>
+          <w:color w:val="404040"/>
         </w:rPr>
         <w:t xml:space="preserve"> or </w:t>
       </w:r>
@@ -626,6 +602,7 @@
         <w:rPr>
           <w:b/>
           <w:i/>
+          <w:color w:val="404040"/>
         </w:rPr>
         <w:t>Secondary (S)</w:t>
       </w:r>
@@ -633,6 +610,7 @@
         <w:rPr>
           <w:b w:val="0"/>
           <w:i/>
+          <w:color w:val="404040"/>
         </w:rPr>
         <w:t xml:space="preserve"> research.</w:t>
       </w:r>
@@ -717,6 +695,9 @@
         <w:pStyle w:val="Heading1"/>
       </w:pPr>
       <w:r>
+        <w:rPr>
+          <w:color w:val="1F3A5F"/>
+        </w:rPr>
         <w:t>Activity 3: Design Fields — Fill the Table</w:t>
       </w:r>
     </w:p>
@@ -724,22 +705,20 @@
       <w:r>
         <w:rPr>
           <w:b/>
+          <w:color w:val="1F3A5F"/>
         </w:rPr>
         <w:t>Marks available: 16 marks</w:t>
       </w:r>
     </w:p>
     <w:p>
-      <w:r>
-        <w:rPr>
-          <w:b/>
-          <w:i/>
-        </w:rPr>
-        <w:t xml:space="preserve">▸ </w:t>
-      </w:r>
+      <w:pPr>
+        <w:ind w:left="283"/>
+      </w:pPr>
       <w:r>
         <w:rPr>
           <w:b w:val="0"/>
           <w:i/>
+          <w:color w:val="404040"/>
         </w:rPr>
         <w:t xml:space="preserve">Complete the table with the missing information for each of the </w:t>
       </w:r>
@@ -747,6 +726,7 @@
         <w:rPr>
           <w:b/>
           <w:i/>
+          <w:color w:val="404040"/>
         </w:rPr>
         <w:t>4 VCAA 2024 design fields</w:t>
       </w:r>
@@ -754,13 +734,14 @@
         <w:rPr>
           <w:b w:val="0"/>
           <w:i/>
+          <w:color w:val="404040"/>
         </w:rPr>
         <w:t>.</w:t>
       </w:r>
     </w:p>
     <w:tbl>
       <w:tblPr>
-        <w:tblStyle w:val="TableGrid"/>
+        <w:tblStyle w:val="LightGrid-Accent1"/>
         <w:tblW w:type="auto" w:w="0"/>
         <w:jc w:val="center"/>
         <w:tblLook w:firstColumn="1" w:firstRow="1" w:lastColumn="0" w:lastRow="0" w:noHBand="0" w:noVBand="1" w:val="04A0"/>
@@ -775,7 +756,7 @@
         <w:tc>
           <w:tcPr>
             <w:tcW w:type="dxa" w:w="2493"/>
-            <w:shd w:val="clear" w:color="auto" w:fill="4C1D95"/>
+            <w:shd w:val="clear" w:color="auto" w:fill="1F3A5F"/>
           </w:tcPr>
           <w:p>
             <w:r>
@@ -790,7 +771,7 @@
         <w:tc>
           <w:tcPr>
             <w:tcW w:type="dxa" w:w="2493"/>
-            <w:shd w:val="clear" w:color="auto" w:fill="4C1D95"/>
+            <w:shd w:val="clear" w:color="auto" w:fill="1F3A5F"/>
           </w:tcPr>
           <w:p>
             <w:r>
@@ -805,7 +786,7 @@
         <w:tc>
           <w:tcPr>
             <w:tcW w:type="dxa" w:w="2493"/>
-            <w:shd w:val="clear" w:color="auto" w:fill="4C1D95"/>
+            <w:shd w:val="clear" w:color="auto" w:fill="1F3A5F"/>
           </w:tcPr>
           <w:p>
             <w:r>
@@ -820,7 +801,7 @@
         <w:tc>
           <w:tcPr>
             <w:tcW w:type="dxa" w:w="2493"/>
-            <w:shd w:val="clear" w:color="auto" w:fill="4C1D95"/>
+            <w:shd w:val="clear" w:color="auto" w:fill="1F3A5F"/>
           </w:tcPr>
           <w:p>
             <w:r>
@@ -850,21 +831,21 @@
         <w:tc>
           <w:tcPr>
             <w:tcW w:type="dxa" w:w="2493"/>
-            <w:shd w:val="clear" w:color="auto" w:fill="F5F0FF"/>
+            <w:shd w:val="clear" w:color="auto" w:fill="FAFAFA"/>
           </w:tcPr>
           <w:p/>
         </w:tc>
         <w:tc>
           <w:tcPr>
             <w:tcW w:type="dxa" w:w="2493"/>
-            <w:shd w:val="clear" w:color="auto" w:fill="F5F0FF"/>
+            <w:shd w:val="clear" w:color="auto" w:fill="FAFAFA"/>
           </w:tcPr>
           <w:p/>
         </w:tc>
         <w:tc>
           <w:tcPr>
             <w:tcW w:type="dxa" w:w="2493"/>
-            <w:shd w:val="clear" w:color="auto" w:fill="F5F0FF"/>
+            <w:shd w:val="clear" w:color="auto" w:fill="FAFAFA"/>
           </w:tcPr>
           <w:p/>
         </w:tc>
@@ -886,21 +867,21 @@
         <w:tc>
           <w:tcPr>
             <w:tcW w:type="dxa" w:w="2493"/>
-            <w:shd w:val="clear" w:color="auto" w:fill="F5F0FF"/>
+            <w:shd w:val="clear" w:color="auto" w:fill="FAFAFA"/>
           </w:tcPr>
           <w:p/>
         </w:tc>
         <w:tc>
           <w:tcPr>
             <w:tcW w:type="dxa" w:w="2493"/>
-            <w:shd w:val="clear" w:color="auto" w:fill="F5F0FF"/>
+            <w:shd w:val="clear" w:color="auto" w:fill="FAFAFA"/>
           </w:tcPr>
           <w:p/>
         </w:tc>
         <w:tc>
           <w:tcPr>
             <w:tcW w:type="dxa" w:w="2493"/>
-            <w:shd w:val="clear" w:color="auto" w:fill="F5F0FF"/>
+            <w:shd w:val="clear" w:color="auto" w:fill="FAFAFA"/>
           </w:tcPr>
           <w:p/>
         </w:tc>
@@ -922,21 +903,21 @@
         <w:tc>
           <w:tcPr>
             <w:tcW w:type="dxa" w:w="2493"/>
-            <w:shd w:val="clear" w:color="auto" w:fill="F5F0FF"/>
+            <w:shd w:val="clear" w:color="auto" w:fill="FAFAFA"/>
           </w:tcPr>
           <w:p/>
         </w:tc>
         <w:tc>
           <w:tcPr>
             <w:tcW w:type="dxa" w:w="2493"/>
-            <w:shd w:val="clear" w:color="auto" w:fill="F5F0FF"/>
+            <w:shd w:val="clear" w:color="auto" w:fill="FAFAFA"/>
           </w:tcPr>
           <w:p/>
         </w:tc>
         <w:tc>
           <w:tcPr>
             <w:tcW w:type="dxa" w:w="2493"/>
-            <w:shd w:val="clear" w:color="auto" w:fill="F5F0FF"/>
+            <w:shd w:val="clear" w:color="auto" w:fill="FAFAFA"/>
           </w:tcPr>
           <w:p/>
         </w:tc>
@@ -958,21 +939,21 @@
         <w:tc>
           <w:tcPr>
             <w:tcW w:type="dxa" w:w="2493"/>
-            <w:shd w:val="clear" w:color="auto" w:fill="F5F0FF"/>
+            <w:shd w:val="clear" w:color="auto" w:fill="FAFAFA"/>
           </w:tcPr>
           <w:p/>
         </w:tc>
         <w:tc>
           <w:tcPr>
             <w:tcW w:type="dxa" w:w="2493"/>
-            <w:shd w:val="clear" w:color="auto" w:fill="F5F0FF"/>
+            <w:shd w:val="clear" w:color="auto" w:fill="FAFAFA"/>
           </w:tcPr>
           <w:p/>
         </w:tc>
         <w:tc>
           <w:tcPr>
             <w:tcW w:type="dxa" w:w="2493"/>
-            <w:shd w:val="clear" w:color="auto" w:fill="F5F0FF"/>
+            <w:shd w:val="clear" w:color="auto" w:fill="FAFAFA"/>
           </w:tcPr>
           <w:p/>
         </w:tc>
@@ -980,17 +961,14 @@
     </w:tbl>
     <w:p/>
     <w:p>
-      <w:r>
-        <w:rPr>
-          <w:b/>
-          <w:i/>
-        </w:rPr>
-        <w:t xml:space="preserve">▸ </w:t>
-      </w:r>
+      <w:pPr>
+        <w:ind w:left="283"/>
+      </w:pPr>
       <w:r>
         <w:rPr>
           <w:b w:val="0"/>
           <w:i/>
+          <w:color w:val="404040"/>
         </w:rPr>
         <w:t xml:space="preserve">A café wants a new </w:t>
       </w:r>
@@ -998,6 +976,7 @@
         <w:rPr>
           <w:b/>
           <w:i/>
+          <w:color w:val="404040"/>
         </w:rPr>
         <w:t>logo</w:t>
       </w:r>
@@ -1005,6 +984,7 @@
         <w:rPr>
           <w:b w:val="0"/>
           <w:i/>
+          <w:color w:val="404040"/>
         </w:rPr>
         <w:t xml:space="preserve">, a </w:t>
       </w:r>
@@ -1012,6 +992,7 @@
         <w:rPr>
           <w:b/>
           <w:i/>
+          <w:color w:val="404040"/>
         </w:rPr>
         <w:t>fit-out</w:t>
       </w:r>
@@ -1019,6 +1000,7 @@
         <w:rPr>
           <w:b w:val="0"/>
           <w:i/>
+          <w:color w:val="404040"/>
         </w:rPr>
         <w:t xml:space="preserve"> for its interior, and a new </w:t>
       </w:r>
@@ -1026,6 +1008,7 @@
         <w:rPr>
           <w:b/>
           <w:i/>
+          <w:color w:val="404040"/>
         </w:rPr>
         <w:t>ordering app</w:t>
       </w:r>
@@ -1033,39 +1016,43 @@
         <w:rPr>
           <w:b w:val="0"/>
           <w:i/>
+          <w:color w:val="404040"/>
         </w:rPr>
         <w:t>. Which design field(s) would be responsible for each part of this brief?</w:t>
       </w:r>
     </w:p>
     <w:p>
-      <w:r>
-        <w:rPr>
-          <w:color w:val="B0B0B0"/>
-        </w:rPr>
-        <w:t>__________________________________________________________________________________________</w:t>
-      </w:r>
+      <w:pPr>
+        <w:spacing w:after="280"/>
+        <w:pBdr>
+          <w:bottom w:val="single" w:sz="6" w:space="1" w:color="BFBFBF"/>
+        </w:pBdr>
+      </w:pPr>
     </w:p>
     <w:p>
-      <w:r>
-        <w:rPr>
-          <w:color w:val="B0B0B0"/>
-        </w:rPr>
-        <w:t>__________________________________________________________________________________________</w:t>
-      </w:r>
+      <w:pPr>
+        <w:spacing w:after="280"/>
+        <w:pBdr>
+          <w:bottom w:val="single" w:sz="6" w:space="1" w:color="BFBFBF"/>
+        </w:pBdr>
+      </w:pPr>
     </w:p>
     <w:p>
-      <w:r>
-        <w:rPr>
-          <w:color w:val="B0B0B0"/>
-        </w:rPr>
-        <w:t>__________________________________________________________________________________________</w:t>
-      </w:r>
+      <w:pPr>
+        <w:spacing w:after="280"/>
+        <w:pBdr>
+          <w:bottom w:val="single" w:sz="6" w:space="1" w:color="BFBFBF"/>
+        </w:pBdr>
+      </w:pPr>
     </w:p>
     <w:p>
       <w:pPr>
         <w:pStyle w:val="Heading1"/>
       </w:pPr>
       <w:r>
+        <w:rPr>
+          <w:color w:val="1F3A5F"/>
+        </w:rPr>
         <w:t>Activity 4: Design History — Movement Match</w:t>
       </w:r>
     </w:p>
@@ -1073,29 +1060,27 @@
       <w:r>
         <w:rPr>
           <w:b/>
+          <w:color w:val="1F3A5F"/>
         </w:rPr>
         <w:t>Marks available: 12 marks</w:t>
       </w:r>
     </w:p>
     <w:p>
-      <w:r>
-        <w:rPr>
-          <w:b/>
-          <w:i/>
-        </w:rPr>
-        <w:t xml:space="preserve">▸ </w:t>
-      </w:r>
+      <w:pPr>
+        <w:ind w:left="283"/>
+      </w:pPr>
       <w:r>
         <w:rPr>
           <w:b w:val="0"/>
           <w:i/>
+          <w:color w:val="404040"/>
         </w:rPr>
         <w:t>Match each design movement to its correct description by drawing a line.</w:t>
       </w:r>
     </w:p>
     <w:tbl>
       <w:tblPr>
-        <w:tblStyle w:val="TableGrid"/>
+        <w:tblStyle w:val="LightGrid-Accent1"/>
         <w:tblW w:type="auto" w:w="0"/>
         <w:tblLook w:firstColumn="1" w:firstRow="1" w:lastColumn="0" w:lastRow="0" w:noHBand="0" w:noVBand="1" w:val="04A0"/>
       </w:tblPr>
@@ -1108,11 +1093,13 @@
         <w:tc>
           <w:tcPr>
             <w:tcW w:type="dxa" w:w="3324"/>
+            <w:shd w:val="clear" w:color="auto" w:fill="1F3A5F"/>
           </w:tcPr>
           <w:p>
             <w:r>
               <w:rPr>
                 <w:b/>
+                <w:color w:val="FFFFFF"/>
               </w:rPr>
               <w:t>Movement</w:t>
             </w:r>
@@ -1121,11 +1108,13 @@
         <w:tc>
           <w:tcPr>
             <w:tcW w:type="dxa" w:w="3324"/>
+            <w:shd w:val="clear" w:color="auto" w:fill="1F3A5F"/>
           </w:tcPr>
           <w:p>
             <w:r>
               <w:rPr>
                 <w:b/>
+                <w:color w:val="FFFFFF"/>
               </w:rPr>
               <w:t>Answer</w:t>
             </w:r>
@@ -1134,11 +1123,13 @@
         <w:tc>
           <w:tcPr>
             <w:tcW w:type="dxa" w:w="3324"/>
+            <w:shd w:val="clear" w:color="auto" w:fill="1F3A5F"/>
           </w:tcPr>
           <w:p>
             <w:r>
               <w:rPr>
                 <w:b/>
+                <w:color w:val="FFFFFF"/>
               </w:rPr>
               <w:t>Description</w:t>
             </w:r>
@@ -1232,17 +1223,14 @@
     </w:tbl>
     <w:p/>
     <w:p>
-      <w:r>
-        <w:rPr>
-          <w:b/>
-          <w:i/>
-        </w:rPr>
-        <w:t xml:space="preserve">▸ </w:t>
-      </w:r>
+      <w:pPr>
+        <w:ind w:left="283"/>
+      </w:pPr>
       <w:r>
         <w:rPr>
           <w:b w:val="0"/>
           <w:i/>
+          <w:color w:val="404040"/>
         </w:rPr>
         <w:t xml:space="preserve">Name </w:t>
       </w:r>
@@ -1250,6 +1238,7 @@
         <w:rPr>
           <w:b/>
           <w:i/>
+          <w:color w:val="404040"/>
         </w:rPr>
         <w:t>one</w:t>
       </w:r>
@@ -1257,25 +1246,26 @@
         <w:rPr>
           <w:b w:val="0"/>
           <w:i/>
+          <w:color w:val="404040"/>
         </w:rPr>
         <w:t xml:space="preserve"> design movement and explain how its ideas can still be seen in design today.</w:t>
       </w:r>
     </w:p>
     <w:p>
-      <w:r>
-        <w:rPr>
-          <w:color w:val="B0B0B0"/>
-        </w:rPr>
-        <w:t>__________________________________________________________________________________________</w:t>
-      </w:r>
+      <w:pPr>
+        <w:spacing w:after="280"/>
+        <w:pBdr>
+          <w:bottom w:val="single" w:sz="6" w:space="1" w:color="BFBFBF"/>
+        </w:pBdr>
+      </w:pPr>
     </w:p>
     <w:p>
-      <w:r>
-        <w:rPr>
-          <w:color w:val="B0B0B0"/>
-        </w:rPr>
-        <w:t>__________________________________________________________________________________________</w:t>
-      </w:r>
+      <w:pPr>
+        <w:spacing w:after="280"/>
+        <w:pBdr>
+          <w:bottom w:val="single" w:sz="6" w:space="1" w:color="BFBFBF"/>
+        </w:pBdr>
+      </w:pPr>
     </w:p>
     <w:p>
       <w:r>
@@ -1287,6 +1277,9 @@
         <w:pStyle w:val="Heading1"/>
       </w:pPr>
       <w:r>
+        <w:rPr>
+          <w:color w:val="1F3A5F"/>
+        </w:rPr>
         <w:t>Activity 5: Drawing Methods — Visualisation vs Presentation</w:t>
       </w:r>
     </w:p>
@@ -1294,22 +1287,20 @@
       <w:r>
         <w:rPr>
           <w:b/>
+          <w:color w:val="1F3A5F"/>
         </w:rPr>
         <w:t>Marks available: 14 marks</w:t>
       </w:r>
     </w:p>
     <w:p>
-      <w:r>
-        <w:rPr>
-          <w:b/>
-          <w:i/>
-        </w:rPr>
-        <w:t xml:space="preserve">▸ </w:t>
-      </w:r>
+      <w:pPr>
+        <w:ind w:left="283"/>
+      </w:pPr>
       <w:r>
         <w:rPr>
           <w:b w:val="0"/>
           <w:i/>
+          <w:color w:val="404040"/>
         </w:rPr>
         <w:t xml:space="preserve">For each drawing method, write </w:t>
       </w:r>
@@ -1317,6 +1308,7 @@
         <w:rPr>
           <w:b/>
           <w:i/>
+          <w:color w:val="404040"/>
         </w:rPr>
         <w:t>V</w:t>
       </w:r>
@@ -1324,6 +1316,7 @@
         <w:rPr>
           <w:b w:val="0"/>
           <w:i/>
+          <w:color w:val="404040"/>
         </w:rPr>
         <w:t xml:space="preserve"> if it is a visualisation drawing method or </w:t>
       </w:r>
@@ -1331,6 +1324,7 @@
         <w:rPr>
           <w:b/>
           <w:i/>
+          <w:color w:val="404040"/>
         </w:rPr>
         <w:t>P</w:t>
       </w:r>
@@ -1338,13 +1332,14 @@
         <w:rPr>
           <w:b w:val="0"/>
           <w:i/>
+          <w:color w:val="404040"/>
         </w:rPr>
         <w:t xml:space="preserve"> if it is a presentation drawing method.</w:t>
       </w:r>
     </w:p>
     <w:tbl>
       <w:tblPr>
-        <w:tblStyle w:val="TableGrid"/>
+        <w:tblStyle w:val="LightGrid-Accent1"/>
         <w:tblW w:type="auto" w:w="0"/>
         <w:jc w:val="center"/>
         <w:tblLook w:firstColumn="1" w:firstRow="1" w:lastColumn="0" w:lastRow="0" w:noHBand="0" w:noVBand="1" w:val="04A0"/>
@@ -1358,7 +1353,7 @@
         <w:tc>
           <w:tcPr>
             <w:tcW w:type="dxa" w:w="3324"/>
-            <w:shd w:val="clear" w:color="auto" w:fill="4C1D95"/>
+            <w:shd w:val="clear" w:color="auto" w:fill="1F3A5F"/>
           </w:tcPr>
           <w:p>
             <w:r>
@@ -1373,7 +1368,7 @@
         <w:tc>
           <w:tcPr>
             <w:tcW w:type="dxa" w:w="3324"/>
-            <w:shd w:val="clear" w:color="auto" w:fill="4C1D95"/>
+            <w:shd w:val="clear" w:color="auto" w:fill="1F3A5F"/>
           </w:tcPr>
           <w:p>
             <w:r>
@@ -1388,7 +1383,7 @@
         <w:tc>
           <w:tcPr>
             <w:tcW w:type="dxa" w:w="3324"/>
-            <w:shd w:val="clear" w:color="auto" w:fill="4C1D95"/>
+            <w:shd w:val="clear" w:color="auto" w:fill="1F3A5F"/>
           </w:tcPr>
           <w:p>
             <w:r>
@@ -1418,14 +1413,14 @@
         <w:tc>
           <w:tcPr>
             <w:tcW w:type="dxa" w:w="3324"/>
-            <w:shd w:val="clear" w:color="auto" w:fill="F5F0FF"/>
+            <w:shd w:val="clear" w:color="auto" w:fill="FAFAFA"/>
           </w:tcPr>
           <w:p/>
         </w:tc>
         <w:tc>
           <w:tcPr>
             <w:tcW w:type="dxa" w:w="3324"/>
-            <w:shd w:val="clear" w:color="auto" w:fill="F5F0FF"/>
+            <w:shd w:val="clear" w:color="auto" w:fill="FAFAFA"/>
           </w:tcPr>
           <w:p/>
         </w:tc>
@@ -1447,14 +1442,14 @@
         <w:tc>
           <w:tcPr>
             <w:tcW w:type="dxa" w:w="3324"/>
-            <w:shd w:val="clear" w:color="auto" w:fill="F5F0FF"/>
+            <w:shd w:val="clear" w:color="auto" w:fill="FAFAFA"/>
           </w:tcPr>
           <w:p/>
         </w:tc>
         <w:tc>
           <w:tcPr>
             <w:tcW w:type="dxa" w:w="3324"/>
-            <w:shd w:val="clear" w:color="auto" w:fill="F5F0FF"/>
+            <w:shd w:val="clear" w:color="auto" w:fill="FAFAFA"/>
           </w:tcPr>
           <w:p/>
         </w:tc>
@@ -1476,14 +1471,14 @@
         <w:tc>
           <w:tcPr>
             <w:tcW w:type="dxa" w:w="3324"/>
-            <w:shd w:val="clear" w:color="auto" w:fill="F5F0FF"/>
+            <w:shd w:val="clear" w:color="auto" w:fill="FAFAFA"/>
           </w:tcPr>
           <w:p/>
         </w:tc>
         <w:tc>
           <w:tcPr>
             <w:tcW w:type="dxa" w:w="3324"/>
-            <w:shd w:val="clear" w:color="auto" w:fill="F5F0FF"/>
+            <w:shd w:val="clear" w:color="auto" w:fill="FAFAFA"/>
           </w:tcPr>
           <w:p/>
         </w:tc>
@@ -1505,14 +1500,14 @@
         <w:tc>
           <w:tcPr>
             <w:tcW w:type="dxa" w:w="3324"/>
-            <w:shd w:val="clear" w:color="auto" w:fill="F5F0FF"/>
+            <w:shd w:val="clear" w:color="auto" w:fill="FAFAFA"/>
           </w:tcPr>
           <w:p/>
         </w:tc>
         <w:tc>
           <w:tcPr>
             <w:tcW w:type="dxa" w:w="3324"/>
-            <w:shd w:val="clear" w:color="auto" w:fill="F5F0FF"/>
+            <w:shd w:val="clear" w:color="auto" w:fill="FAFAFA"/>
           </w:tcPr>
           <w:p/>
         </w:tc>
@@ -1534,14 +1529,14 @@
         <w:tc>
           <w:tcPr>
             <w:tcW w:type="dxa" w:w="3324"/>
-            <w:shd w:val="clear" w:color="auto" w:fill="F5F0FF"/>
+            <w:shd w:val="clear" w:color="auto" w:fill="FAFAFA"/>
           </w:tcPr>
           <w:p/>
         </w:tc>
         <w:tc>
           <w:tcPr>
             <w:tcW w:type="dxa" w:w="3324"/>
-            <w:shd w:val="clear" w:color="auto" w:fill="F5F0FF"/>
+            <w:shd w:val="clear" w:color="auto" w:fill="FAFAFA"/>
           </w:tcPr>
           <w:p/>
         </w:tc>
@@ -1563,14 +1558,14 @@
         <w:tc>
           <w:tcPr>
             <w:tcW w:type="dxa" w:w="3324"/>
-            <w:shd w:val="clear" w:color="auto" w:fill="F5F0FF"/>
+            <w:shd w:val="clear" w:color="auto" w:fill="FAFAFA"/>
           </w:tcPr>
           <w:p/>
         </w:tc>
         <w:tc>
           <w:tcPr>
             <w:tcW w:type="dxa" w:w="3324"/>
-            <w:shd w:val="clear" w:color="auto" w:fill="F5F0FF"/>
+            <w:shd w:val="clear" w:color="auto" w:fill="FAFAFA"/>
           </w:tcPr>
           <w:p/>
         </w:tc>
@@ -1578,17 +1573,14 @@
     </w:tbl>
     <w:p/>
     <w:p>
-      <w:r>
-        <w:rPr>
-          <w:b/>
-          <w:i/>
-        </w:rPr>
-        <w:t xml:space="preserve">▸ </w:t>
-      </w:r>
+      <w:pPr>
+        <w:ind w:left="283"/>
+      </w:pPr>
       <w:r>
         <w:rPr>
           <w:b w:val="0"/>
           <w:i/>
+          <w:color w:val="404040"/>
         </w:rPr>
         <w:t>In the box below, draw a simple isometric cube (all lines vertical or at 30° to the horizontal).</w:t>
       </w:r>
@@ -1617,7 +1609,7 @@
                 <w:i/>
                 <w:color w:val="999999"/>
               </w:rPr>
-              <w:t>✏  Draw here  (space for drawing)</w:t>
+              <w:t>Draw here (space for drawing)</w:t>
             </w:r>
           </w:p>
           <w:p/>
@@ -1633,6 +1625,9 @@
         <w:pStyle w:val="Heading1"/>
       </w:pPr>
       <w:r>
+        <w:rPr>
+          <w:color w:val="1F3A5F"/>
+        </w:rPr>
         <w:t>Activity 6: Short Analysis — Exam Practice</w:t>
       </w:r>
     </w:p>
@@ -1640,22 +1635,20 @@
       <w:r>
         <w:rPr>
           <w:b/>
+          <w:color w:val="1F3A5F"/>
         </w:rPr>
         <w:t>Marks available: 6 marks (2 marks each)</w:t>
       </w:r>
     </w:p>
     <w:p>
-      <w:r>
-        <w:rPr>
-          <w:b/>
-          <w:i/>
-        </w:rPr>
-        <w:t xml:space="preserve">▸ </w:t>
-      </w:r>
+      <w:pPr>
+        <w:ind w:left="283"/>
+      </w:pPr>
       <w:r>
         <w:rPr>
           <w:b w:val="0"/>
           <w:i/>
+          <w:color w:val="404040"/>
         </w:rPr>
         <w:t xml:space="preserve">For each scenario, write a </w:t>
       </w:r>
@@ -1663,6 +1656,7 @@
         <w:rPr>
           <w:b/>
           <w:i/>
+          <w:color w:val="404040"/>
         </w:rPr>
         <w:t>2-mark response</w:t>
       </w:r>
@@ -1670,6 +1664,7 @@
         <w:rPr>
           <w:b w:val="0"/>
           <w:i/>
+          <w:color w:val="404040"/>
         </w:rPr>
         <w:t xml:space="preserve"> naming the relevant stage of the design process and explaining its purpose. Use the formula: </w:t>
       </w:r>
@@ -1677,6 +1672,7 @@
         <w:rPr>
           <w:b/>
           <w:i/>
+          <w:color w:val="404040"/>
         </w:rPr>
         <w:t>NAME → PURPOSE → EVIDENCE</w:t>
       </w:r>
@@ -1684,6 +1680,7 @@
         <w:rPr>
           <w:b w:val="0"/>
           <w:i/>
+          <w:color w:val="404040"/>
         </w:rPr>
         <w:t>.</w:t>
       </w:r>
@@ -1697,20 +1694,20 @@
       </w:r>
     </w:p>
     <w:p>
-      <w:r>
-        <w:rPr>
-          <w:color w:val="B0B0B0"/>
-        </w:rPr>
-        <w:t>__________________________________________________________________________________________</w:t>
-      </w:r>
+      <w:pPr>
+        <w:spacing w:after="280"/>
+        <w:pBdr>
+          <w:bottom w:val="single" w:sz="6" w:space="1" w:color="BFBFBF"/>
+        </w:pBdr>
+      </w:pPr>
     </w:p>
     <w:p>
-      <w:r>
-        <w:rPr>
-          <w:color w:val="B0B0B0"/>
-        </w:rPr>
-        <w:t>__________________________________________________________________________________________</w:t>
-      </w:r>
+      <w:pPr>
+        <w:spacing w:after="280"/>
+        <w:pBdr>
+          <w:bottom w:val="single" w:sz="6" w:space="1" w:color="BFBFBF"/>
+        </w:pBdr>
+      </w:pPr>
     </w:p>
     <w:p>
       <w:r>
@@ -1721,20 +1718,20 @@
       </w:r>
     </w:p>
     <w:p>
-      <w:r>
-        <w:rPr>
-          <w:color w:val="B0B0B0"/>
-        </w:rPr>
-        <w:t>__________________________________________________________________________________________</w:t>
-      </w:r>
+      <w:pPr>
+        <w:spacing w:after="280"/>
+        <w:pBdr>
+          <w:bottom w:val="single" w:sz="6" w:space="1" w:color="BFBFBF"/>
+        </w:pBdr>
+      </w:pPr>
     </w:p>
     <w:p>
-      <w:r>
-        <w:rPr>
-          <w:color w:val="B0B0B0"/>
-        </w:rPr>
-        <w:t>__________________________________________________________________________________________</w:t>
-      </w:r>
+      <w:pPr>
+        <w:spacing w:after="280"/>
+        <w:pBdr>
+          <w:bottom w:val="single" w:sz="6" w:space="1" w:color="BFBFBF"/>
+        </w:pBdr>
+      </w:pPr>
     </w:p>
     <w:p>
       <w:r>
@@ -1745,20 +1742,20 @@
       </w:r>
     </w:p>
     <w:p>
-      <w:r>
-        <w:rPr>
-          <w:color w:val="B0B0B0"/>
-        </w:rPr>
-        <w:t>__________________________________________________________________________________________</w:t>
-      </w:r>
+      <w:pPr>
+        <w:spacing w:after="280"/>
+        <w:pBdr>
+          <w:bottom w:val="single" w:sz="6" w:space="1" w:color="BFBFBF"/>
+        </w:pBdr>
+      </w:pPr>
     </w:p>
     <w:p>
-      <w:r>
-        <w:rPr>
-          <w:color w:val="B0B0B0"/>
-        </w:rPr>
-        <w:t>__________________________________________________________________________________________</w:t>
-      </w:r>
+      <w:pPr>
+        <w:spacing w:after="280"/>
+        <w:pBdr>
+          <w:bottom w:val="single" w:sz="6" w:space="1" w:color="BFBFBF"/>
+        </w:pBdr>
+      </w:pPr>
     </w:p>
     <w:p>
       <w:r>
@@ -1770,6 +1767,9 @@
         <w:pStyle w:val="Heading1"/>
       </w:pPr>
       <w:r>
+        <w:rPr>
+          <w:color w:val="1F3A5F"/>
+        </w:rPr>
         <w:t>Activity 7: Extended Response — Evaluate a Brief</w:t>
       </w:r>
     </w:p>
@@ -1777,22 +1777,20 @@
       <w:r>
         <w:rPr>
           <w:b/>
+          <w:color w:val="1F3A5F"/>
         </w:rPr>
         <w:t>Marks available: 10 marks</w:t>
       </w:r>
     </w:p>
     <w:p>
-      <w:r>
-        <w:rPr>
-          <w:b/>
-          <w:i/>
-        </w:rPr>
-        <w:t xml:space="preserve">▸ </w:t>
-      </w:r>
+      <w:pPr>
+        <w:ind w:left="283"/>
+      </w:pPr>
       <w:r>
         <w:rPr>
           <w:b w:val="0"/>
           <w:i/>
+          <w:color w:val="404040"/>
         </w:rPr>
         <w:t xml:space="preserve">Read the brief and final design description below. Write an extended response (approx. 4–5 sentences) evaluating whether the design meets the brief. Refer to the </w:t>
       </w:r>
@@ -1800,6 +1798,7 @@
         <w:rPr>
           <w:b/>
           <w:i/>
+          <w:color w:val="404040"/>
         </w:rPr>
         <w:t>audience, purpose, and constraints</w:t>
       </w:r>
@@ -1807,6 +1806,7 @@
         <w:rPr>
           <w:b w:val="0"/>
           <w:i/>
+          <w:color w:val="404040"/>
         </w:rPr>
         <w:t>.</w:t>
       </w:r>
@@ -1868,68 +1868,68 @@
       </w:r>
     </w:p>
     <w:p>
-      <w:r>
-        <w:rPr>
-          <w:color w:val="B0B0B0"/>
-        </w:rPr>
-        <w:t>__________________________________________________________________________________________</w:t>
-      </w:r>
+      <w:pPr>
+        <w:spacing w:after="280"/>
+        <w:pBdr>
+          <w:bottom w:val="single" w:sz="6" w:space="1" w:color="BFBFBF"/>
+        </w:pBdr>
+      </w:pPr>
     </w:p>
     <w:p>
-      <w:r>
-        <w:rPr>
-          <w:color w:val="B0B0B0"/>
-        </w:rPr>
-        <w:t>__________________________________________________________________________________________</w:t>
-      </w:r>
+      <w:pPr>
+        <w:spacing w:after="280"/>
+        <w:pBdr>
+          <w:bottom w:val="single" w:sz="6" w:space="1" w:color="BFBFBF"/>
+        </w:pBdr>
+      </w:pPr>
     </w:p>
     <w:p>
-      <w:r>
-        <w:rPr>
-          <w:color w:val="B0B0B0"/>
-        </w:rPr>
-        <w:t>__________________________________________________________________________________________</w:t>
-      </w:r>
+      <w:pPr>
+        <w:spacing w:after="280"/>
+        <w:pBdr>
+          <w:bottom w:val="single" w:sz="6" w:space="1" w:color="BFBFBF"/>
+        </w:pBdr>
+      </w:pPr>
     </w:p>
     <w:p>
-      <w:r>
-        <w:rPr>
-          <w:color w:val="B0B0B0"/>
-        </w:rPr>
-        <w:t>__________________________________________________________________________________________</w:t>
-      </w:r>
+      <w:pPr>
+        <w:spacing w:after="280"/>
+        <w:pBdr>
+          <w:bottom w:val="single" w:sz="6" w:space="1" w:color="BFBFBF"/>
+        </w:pBdr>
+      </w:pPr>
     </w:p>
     <w:p>
-      <w:r>
-        <w:rPr>
-          <w:color w:val="B0B0B0"/>
-        </w:rPr>
-        <w:t>__________________________________________________________________________________________</w:t>
-      </w:r>
+      <w:pPr>
+        <w:spacing w:after="280"/>
+        <w:pBdr>
+          <w:bottom w:val="single" w:sz="6" w:space="1" w:color="BFBFBF"/>
+        </w:pBdr>
+      </w:pPr>
     </w:p>
     <w:p>
-      <w:r>
-        <w:rPr>
-          <w:color w:val="B0B0B0"/>
-        </w:rPr>
-        <w:t>__________________________________________________________________________________________</w:t>
-      </w:r>
+      <w:pPr>
+        <w:spacing w:after="280"/>
+        <w:pBdr>
+          <w:bottom w:val="single" w:sz="6" w:space="1" w:color="BFBFBF"/>
+        </w:pBdr>
+      </w:pPr>
     </w:p>
     <w:p>
-      <w:r>
-        <w:rPr>
-          <w:color w:val="B0B0B0"/>
-        </w:rPr>
-        <w:t>__________________________________________________________________________________________</w:t>
-      </w:r>
+      <w:pPr>
+        <w:spacing w:after="280"/>
+        <w:pBdr>
+          <w:bottom w:val="single" w:sz="6" w:space="1" w:color="BFBFBF"/>
+        </w:pBdr>
+      </w:pPr>
     </w:p>
     <w:p>
-      <w:r>
-        <w:rPr>
-          <w:color w:val="B0B0B0"/>
-        </w:rPr>
-        <w:t>__________________________________________________________________________________________</w:t>
-      </w:r>
+      <w:pPr>
+        <w:spacing w:after="280"/>
+        <w:pBdr>
+          <w:bottom w:val="single" w:sz="6" w:space="1" w:color="BFBFBF"/>
+        </w:pBdr>
+      </w:pPr>
     </w:p>
     <w:tbl>
       <w:tblPr>
@@ -1944,15 +1944,15 @@
         <w:tc>
           <w:tcPr>
             <w:tcW w:type="dxa" w:w="9972"/>
-            <w:shd w:val="clear" w:color="auto" w:fill="DCFCE7"/>
+            <w:shd w:val="clear" w:color="auto" w:fill="E9F3EC"/>
           </w:tcPr>
           <w:p>
             <w:r>
               <w:rPr>
                 <w:b/>
-                <w:color w:val="166534"/>
+                <w:color w:val="1F4B3F"/>
               </w:rPr>
-              <w:t>✅ Sample response (refer to after completing)</w:t>
+              <w:t>Model response</w:t>
             </w:r>
           </w:p>
         </w:tc>
@@ -1961,7 +1961,6 @@
         <w:tc>
           <w:tcPr>
             <w:tcW w:type="dxa" w:w="9972"/>
-            <w:shd w:val="clear" w:color="auto" w:fill="F0FDF4"/>
           </w:tcPr>
           <w:p>
             <w:r>
@@ -1992,21 +1991,21 @@
         <w:pStyle w:val="Heading1"/>
       </w:pPr>
       <w:r>
+        <w:rPr>
+          <w:color w:val="1F3A5F"/>
+        </w:rPr>
         <w:t>Activity 8: Reflection — What I Know</w:t>
       </w:r>
     </w:p>
     <w:p>
-      <w:r>
-        <w:rPr>
-          <w:b/>
-          <w:i/>
-        </w:rPr>
-        <w:t xml:space="preserve">▸ </w:t>
-      </w:r>
+      <w:pPr>
+        <w:ind w:left="283"/>
+      </w:pPr>
       <w:r>
         <w:rPr>
           <w:b w:val="0"/>
           <w:i/>
+          <w:color w:val="404040"/>
         </w:rPr>
         <w:t>Use this page to reflect on your learning so far. Be honest — this helps you study smarter!</w:t>
       </w:r>
@@ -2016,6 +2015,9 @@
         <w:pStyle w:val="Heading1"/>
       </w:pPr>
       <w:r>
+        <w:rPr>
+          <w:color w:val="1F3A5F"/>
+        </w:rPr>
         <w:t>Confidence Check</w:t>
       </w:r>
     </w:p>
@@ -2029,7 +2031,7 @@
     </w:p>
     <w:tbl>
       <w:tblPr>
-        <w:tblStyle w:val="TableGrid"/>
+        <w:tblStyle w:val="LightGrid-Accent1"/>
         <w:tblW w:type="auto" w:w="0"/>
         <w:jc w:val="center"/>
         <w:tblLook w:firstColumn="1" w:firstRow="1" w:lastColumn="0" w:lastRow="0" w:noHBand="0" w:noVBand="1" w:val="04A0"/>
@@ -2043,7 +2045,7 @@
         <w:tc>
           <w:tcPr>
             <w:tcW w:type="dxa" w:w="3324"/>
-            <w:shd w:val="clear" w:color="auto" w:fill="4C1D95"/>
+            <w:shd w:val="clear" w:color="auto" w:fill="1F3A5F"/>
           </w:tcPr>
           <w:p>
             <w:r>
@@ -2058,7 +2060,7 @@
         <w:tc>
           <w:tcPr>
             <w:tcW w:type="dxa" w:w="3324"/>
-            <w:shd w:val="clear" w:color="auto" w:fill="4C1D95"/>
+            <w:shd w:val="clear" w:color="auto" w:fill="1F3A5F"/>
           </w:tcPr>
           <w:p>
             <w:r>
@@ -2073,7 +2075,7 @@
         <w:tc>
           <w:tcPr>
             <w:tcW w:type="dxa" w:w="3324"/>
-            <w:shd w:val="clear" w:color="auto" w:fill="4C1D95"/>
+            <w:shd w:val="clear" w:color="auto" w:fill="1F3A5F"/>
           </w:tcPr>
           <w:p>
             <w:r>
@@ -2297,78 +2299,84 @@
         <w:pStyle w:val="Heading1"/>
       </w:pPr>
       <w:r>
+        <w:rPr>
+          <w:color w:val="1F3A5F"/>
+        </w:rPr>
         <w:t>My Learning Goals</w:t>
       </w:r>
     </w:p>
     <w:p>
-      <w:r>
-        <w:rPr>
-          <w:b/>
-          <w:i/>
-        </w:rPr>
-        <w:t xml:space="preserve">▸ </w:t>
-      </w:r>
+      <w:pPr>
+        <w:ind w:left="283"/>
+      </w:pPr>
       <w:r>
         <w:rPr>
           <w:b w:val="0"/>
           <w:i/>
+          <w:color w:val="404040"/>
         </w:rPr>
         <w:t>Before next lesson, I will review / practise:</w:t>
       </w:r>
     </w:p>
     <w:p>
-      <w:r>
-        <w:rPr>
-          <w:color w:val="B0B0B0"/>
-        </w:rPr>
-        <w:t>__________________________________________________________________________________________</w:t>
-      </w:r>
+      <w:pPr>
+        <w:spacing w:after="280"/>
+        <w:pBdr>
+          <w:bottom w:val="single" w:sz="6" w:space="1" w:color="BFBFBF"/>
+        </w:pBdr>
+      </w:pPr>
     </w:p>
     <w:p>
-      <w:r>
-        <w:rPr>
-          <w:color w:val="B0B0B0"/>
-        </w:rPr>
-        <w:t>__________________________________________________________________________________________</w:t>
-      </w:r>
+      <w:pPr>
+        <w:spacing w:after="280"/>
+        <w:pBdr>
+          <w:bottom w:val="single" w:sz="6" w:space="1" w:color="BFBFBF"/>
+        </w:pBdr>
+      </w:pPr>
     </w:p>
     <w:p>
-      <w:r>
-        <w:rPr>
-          <w:color w:val="B0B0B0"/>
-        </w:rPr>
-        <w:t>__________________________________________________________________________________________</w:t>
-      </w:r>
+      <w:pPr>
+        <w:spacing w:after="280"/>
+        <w:pBdr>
+          <w:bottom w:val="single" w:sz="6" w:space="1" w:color="BFBFBF"/>
+        </w:pBdr>
+      </w:pPr>
     </w:p>
     <w:p>
       <w:pPr>
         <w:pStyle w:val="Heading1"/>
       </w:pPr>
       <w:r>
+        <w:rPr>
+          <w:color w:val="1F3A5F"/>
+        </w:rPr>
         <w:t>One thing I found surprising or interesting:</w:t>
       </w:r>
     </w:p>
     <w:p>
-      <w:r>
-        <w:rPr>
-          <w:color w:val="B0B0B0"/>
-        </w:rPr>
-        <w:t>__________________________________________________________________________________________</w:t>
-      </w:r>
+      <w:pPr>
+        <w:spacing w:after="280"/>
+        <w:pBdr>
+          <w:bottom w:val="single" w:sz="6" w:space="1" w:color="BFBFBF"/>
+        </w:pBdr>
+      </w:pPr>
     </w:p>
     <w:p>
-      <w:r>
-        <w:rPr>
-          <w:color w:val="B0B0B0"/>
-        </w:rPr>
-        <w:t>__________________________________________________________________________________________</w:t>
-      </w:r>
+      <w:pPr>
+        <w:spacing w:after="280"/>
+        <w:pBdr>
+          <w:bottom w:val="single" w:sz="6" w:space="1" w:color="BFBFBF"/>
+        </w:pBdr>
+      </w:pPr>
     </w:p>
     <w:p>
       <w:pPr>
         <w:pStyle w:val="Heading1"/>
       </w:pPr>
       <w:r>
+        <w:rPr>
+          <w:color w:val="1F3A5F"/>
+        </w:rPr>
         <w:t>My key vocab list (write 10 design terms you want to remember):</w:t>
       </w:r>
     </w:p>
@@ -2452,20 +2460,8 @@
         <w:t>10.</w:t>
       </w:r>
     </w:p>
-    <w:p>
-      <w:pPr>
-        <w:jc w:val="center"/>
-      </w:pPr>
-      <w:r>
-        <w:rPr>
-          <w:i/>
-          <w:color w:val="999999"/>
-          <w:sz w:val="16"/>
-        </w:rPr>
-        <w:t>VCE Visual Communication Design · Student Workbook · Unit 1 AOS 2 · VCAA 2024 Study Design · Total: 83 marks</w:t>
-      </w:r>
-    </w:p>
     <w:sectPr>
+      <w:footerReference w:type="default" r:id="rId9"/>
       <w:pgSz w:w="12240" w:h="15840"/>
       <w:pgMar w:top="1440" w:right="1134" w:bottom="1440" w:left="1134" w:header="720" w:footer="720" w:gutter="0"/>
       <w:cols w:space="720"/>
@@ -2473,6 +2469,33 @@
     </w:sectPr>
   </w:body>
 </w:document>
+</file>
+
+<file path=word/footer1.xml><?xml version="1.0" encoding="utf-8"?>
+<w:ftr xmlns:m="http://schemas.openxmlformats.org/officeDocument/2006/math" xmlns:mc="http://schemas.openxmlformats.org/markup-compatibility/2006" xmlns:mo="http://schemas.microsoft.com/office/mac/office/2008/main" xmlns:mv="urn:schemas-microsoft-com:mac:vml" xmlns:o="urn:schemas-microsoft-com:office:office" xmlns:r="http://schemas.openxmlformats.org/officeDocument/2006/relationships" xmlns:v="urn:schemas-microsoft-com:vml" xmlns:w10="urn:schemas-microsoft-com:office:word" xmlns:w14="http://schemas.microsoft.com/office/word/2010/wordml" xmlns:w="http://schemas.openxmlformats.org/wordprocessingml/2006/main" xmlns:wne="http://schemas.microsoft.com/office/word/2006/wordml" xmlns:wp14="http://schemas.microsoft.com/office/word/2010/wordprocessingDrawing" xmlns:wp="http://schemas.openxmlformats.org/drawingml/2006/wordprocessingDrawing" xmlns:wpc="http://schemas.microsoft.com/office/word/2010/wordprocessingCanvas" xmlns:wpg="http://schemas.microsoft.com/office/word/2010/wordprocessingGroup" xmlns:wpi="http://schemas.microsoft.com/office/word/2010/wordprocessingInk" xmlns:wps="http://schemas.microsoft.com/office/word/2010/wordprocessingShape" mc:Ignorable="w14 wp14">
+  <w:p>
+    <w:pPr>
+      <w:pStyle w:val="Footer"/>
+      <w:jc w:val="center"/>
+    </w:pPr>
+    <w:r>
+      <w:rPr>
+        <w:color w:val="999999"/>
+        <w:sz w:val="16"/>
+      </w:rPr>
+      <w:t xml:space="preserve">VCE VCD — Unit 1 AOS 2 Workbook  |  Page </w:t>
+    </w:r>
+    <w:r>
+      <w:rPr>
+        <w:color w:val="999999"/>
+        <w:sz w:val="16"/>
+      </w:rPr>
+      <w:fldChar w:fldCharType="begin"/>
+      <w:instrText xml:space="preserve">PAGE</w:instrText>
+      <w:fldChar w:fldCharType="end"/>
+    </w:r>
+  </w:p>
+</w:ftr>
 </file>
 
 <file path=word/numbering.xml><?xml version="1.0" encoding="utf-8"?>
@@ -2905,7 +2928,7 @@
       <w:rFonts w:asciiTheme="majorHAnsi" w:eastAsiaTheme="majorEastAsia" w:hAnsiTheme="majorHAnsi" w:cstheme="majorBidi"/>
       <w:b/>
       <w:bCs/>
-      <w:color w:val="365F91" w:themeColor="accent1" w:themeShade="BF"/>
+      <w:color w:val="1F3A5F"/>
       <w:sz w:val="28"/>
       <w:szCs w:val="28"/>
     </w:rPr>
@@ -2929,7 +2952,7 @@
       <w:rFonts w:asciiTheme="majorHAnsi" w:eastAsiaTheme="majorEastAsia" w:hAnsiTheme="majorHAnsi" w:cstheme="majorBidi"/>
       <w:b/>
       <w:bCs/>
-      <w:color w:val="4F81BD" w:themeColor="accent1"/>
+      <w:color w:val="1F3A5F"/>
       <w:sz w:val="26"/>
       <w:szCs w:val="26"/>
     </w:rPr>
@@ -2953,7 +2976,7 @@
       <w:rFonts w:asciiTheme="majorHAnsi" w:eastAsiaTheme="majorEastAsia" w:hAnsiTheme="majorHAnsi" w:cstheme="majorBidi"/>
       <w:b/>
       <w:bCs/>
-      <w:color w:val="4F81BD" w:themeColor="accent1"/>
+      <w:color w:val="1F3A5F"/>
     </w:rPr>
   </w:style>
   <w:style w:type="paragraph" w:styleId="Heading4">
@@ -2978,7 +3001,7 @@
       <w:bCs/>
       <w:i/>
       <w:iCs/>
-      <w:color w:val="4F81BD" w:themeColor="accent1"/>
+      <w:color w:val="1F3A5F"/>
     </w:rPr>
   </w:style>
   <w:style w:type="paragraph" w:styleId="Heading5">
@@ -3192,7 +3215,7 @@
     </w:pPr>
     <w:rPr>
       <w:rFonts w:asciiTheme="majorHAnsi" w:eastAsiaTheme="majorEastAsia" w:hAnsiTheme="majorHAnsi" w:cstheme="majorBidi"/>
-      <w:color w:val="17365D" w:themeColor="text2" w:themeShade="BF"/>
+      <w:color w:val="1F3A5F"/>
       <w:spacing w:val="5"/>
       <w:kern w:val="28"/>
       <w:sz w:val="52"/>
